--- a/docs/02_MANUEL_UTILISATEUR_PATIENT.docx
+++ b/docs/02_MANUEL_UTILISATEUR_PATIENT.docx
@@ -318,7 +318,7 @@
           <w:color w:val="132A45"/>
           <w:sz w:val="28"/>
         </w:rPr>
-        <w:t>2. Inscription &amp; Première Connexion</w:t>
+        <w:t>2. Inscription, Sécurité &amp; Première Connexion</w:t>
       </w:r>
     </w:p>
     <w:p>
@@ -329,7 +329,7 @@
         <w:rPr>
           <w:color w:val="1E293B"/>
         </w:rPr>
-        <w:t>L'inscription s'effectue en deux étapes simples pour garantir la fiabilité de vos données médicales :</w:t>
+        <w:t>L'accès à l'application eDoctor est hautement sécurisé pour garantir la stricte confidentialité de vos données médicales personnelles :</w:t>
       </w:r>
     </w:p>
     <w:p>
@@ -344,7 +344,7 @@
           <w:color w:val="529927"/>
           <w:sz w:val="24"/>
         </w:rPr>
-        <w:t>2.1. Étape 1 : Création des identifiants</w:t>
+        <w:t>2.1. Étape 1 : Création des identifiants &amp; Vérification de l'Email</w:t>
       </w:r>
     </w:p>
     <w:p>
@@ -432,7 +432,7 @@
         <w:rPr>
           <w:color w:val="1E293B"/>
         </w:rPr>
-        <w:t xml:space="preserve"> sécurisé (8 caractères minimum avec majuscule, chiffre et symbole).</w:t>
+        <w:t xml:space="preserve"> sécurisé (8 caractères minimum comprenant obligatoirement majuscule, minuscule, chiffre et symbole).</w:t>
       </w:r>
     </w:p>
     <w:p>
@@ -509,6 +509,25 @@
           <w:color w:val="1E293B"/>
         </w:rPr>
         <w:t>.</w:t>
+      </w:r>
+    </w:p>
+    <w:p>
+      <w:pPr>
+        <w:pStyle w:val="ListNumber"/>
+        <w:spacing w:before="20" w:after="40" w:line="276" w:lineRule="auto"/>
+      </w:pPr>
+      <w:r>
+        <w:rPr>
+          <w:b/>
+          <w:color w:val="1E293B"/>
+        </w:rPr>
+        <w:t>Vérification d'email par OTP :</w:t>
+      </w:r>
+      <w:r>
+        <w:rPr>
+          <w:color w:val="1E293B"/>
+        </w:rPr>
+        <w:t xml:space="preserve"> Un code de vérification à 6 chiffres vous est immédiatement expédié par email via notre passerelle transactionnelle certifiée Brevo. Saisissez ce code dans l'application pour confirmer l'authenticité de votre adresse email.</w:t>
       </w:r>
     </w:p>
     <w:p>
@@ -548,7 +567,7 @@
         <w:rPr>
           <w:color w:val="1E293B"/>
         </w:rPr>
-        <w:t xml:space="preserve"> (permet aux praticiens d'adapter les posologies).</w:t>
+        <w:t xml:space="preserve"> (permet aux praticiens d'adapter les posologies pédiatriques ou gériatriques).</w:t>
       </w:r>
     </w:p>
     <w:p>
@@ -586,7 +605,7 @@
         <w:rPr>
           <w:color w:val="1E293B"/>
         </w:rPr>
-        <w:t>).</w:t>
+        <w:t>, utile pour localiser les pharmacies de garde et organiser les livraisons express).</w:t>
       </w:r>
     </w:p>
     <w:p>
@@ -662,7 +681,194 @@
         <w:rPr>
           <w:color w:val="1E293B"/>
         </w:rPr>
-        <w:t>. Vous êtes automatiquement connecté à votre espace personnel.</w:t>
+        <w:t>. Votre dossier médical patient est initialisé.</w:t>
+      </w:r>
+    </w:p>
+    <w:p>
+      <w:pPr>
+        <w:keepNext/>
+        <w:spacing w:before="200" w:after="80"/>
+      </w:pPr>
+      <w:r>
+        <w:rPr>
+          <w:rFonts w:ascii="Arial" w:hAnsi="Arial"/>
+          <w:b/>
+          <w:color w:val="529927"/>
+          <w:sz w:val="24"/>
+        </w:rPr>
+        <w:t>2.3. Double Authentification Obligatoire (2FA OTP)</w:t>
+      </w:r>
+    </w:p>
+    <w:p>
+      <w:pPr>
+        <w:spacing w:before="40" w:after="100" w:line="276" w:lineRule="auto"/>
+      </w:pPr>
+      <w:r>
+        <w:rPr>
+          <w:color w:val="1E293B"/>
+        </w:rPr>
+        <w:t>Pour protéger votre secret médical contre toute usurpation d'identité :</w:t>
+      </w:r>
+    </w:p>
+    <w:p>
+      <w:pPr>
+        <w:pStyle w:val="ListBullet"/>
+        <w:spacing w:before="20" w:after="40" w:line="276" w:lineRule="auto"/>
+      </w:pPr>
+      <w:r>
+        <w:rPr>
+          <w:b/>
+          <w:color w:val="1E293B"/>
+        </w:rPr>
+        <w:t>À chaque nouvelle connexion</w:t>
+      </w:r>
+      <w:r>
+        <w:rPr>
+          <w:color w:val="1E293B"/>
+        </w:rPr>
+        <w:t xml:space="preserve">, après avoir saisi votre email et mot de passe, un </w:t>
+      </w:r>
+      <w:r>
+        <w:rPr>
+          <w:b/>
+          <w:color w:val="1E293B"/>
+        </w:rPr>
+        <w:t>code de sécurité temporaire à 6 chiffres (OTP)</w:t>
+      </w:r>
+      <w:r>
+        <w:rPr>
+          <w:color w:val="1E293B"/>
+        </w:rPr>
+        <w:t xml:space="preserve"> est automatiquement généré et expédié à votre adresse email.</w:t>
+      </w:r>
+    </w:p>
+    <w:p>
+      <w:pPr>
+        <w:pStyle w:val="ListBullet"/>
+        <w:spacing w:before="20" w:after="40" w:line="276" w:lineRule="auto"/>
+      </w:pPr>
+      <w:r>
+        <w:rPr>
+          <w:color w:val="1E293B"/>
+        </w:rPr>
+        <w:t xml:space="preserve">Ce code est valide pendant </w:t>
+      </w:r>
+      <w:r>
+        <w:rPr>
+          <w:b/>
+          <w:color w:val="1E293B"/>
+        </w:rPr>
+        <w:t>10 minutes</w:t>
+      </w:r>
+      <w:r>
+        <w:rPr>
+          <w:color w:val="1E293B"/>
+        </w:rPr>
+        <w:t xml:space="preserve"> et à usage unique.</w:t>
+      </w:r>
+    </w:p>
+    <w:p>
+      <w:pPr>
+        <w:pStyle w:val="ListBullet"/>
+        <w:spacing w:before="20" w:after="40" w:line="276" w:lineRule="auto"/>
+      </w:pPr>
+      <w:r>
+        <w:rPr>
+          <w:color w:val="1E293B"/>
+        </w:rPr>
+        <w:t>Saisissez le code sur l'écran de validation pour accéder à votre espace de santé personnel.</w:t>
+      </w:r>
+    </w:p>
+    <w:p>
+      <w:pPr>
+        <w:keepNext/>
+        <w:spacing w:before="200" w:after="80"/>
+      </w:pPr>
+      <w:r>
+        <w:rPr>
+          <w:rFonts w:ascii="Arial" w:hAnsi="Arial"/>
+          <w:b/>
+          <w:color w:val="529927"/>
+          <w:sz w:val="24"/>
+        </w:rPr>
+        <w:t>2.4. Protection Anti-Force Brute &amp; Récupération de Compte</w:t>
+      </w:r>
+    </w:p>
+    <w:p>
+      <w:pPr>
+        <w:pStyle w:val="ListBullet"/>
+        <w:spacing w:before="20" w:after="40" w:line="276" w:lineRule="auto"/>
+      </w:pPr>
+      <w:r>
+        <w:rPr>
+          <w:b/>
+          <w:color w:val="1E293B"/>
+        </w:rPr>
+        <w:t>Verrouillage automatique de sécurité :</w:t>
+      </w:r>
+      <w:r>
+        <w:rPr>
+          <w:color w:val="1E293B"/>
+        </w:rPr>
+        <w:t xml:space="preserve"> En cas de </w:t>
+      </w:r>
+      <w:r>
+        <w:rPr>
+          <w:b/>
+          <w:color w:val="1E293B"/>
+        </w:rPr>
+        <w:t>10 tentatives infructueuses consécutives</w:t>
+      </w:r>
+      <w:r>
+        <w:rPr>
+          <w:color w:val="1E293B"/>
+        </w:rPr>
+        <w:t xml:space="preserve"> de mot de passe, votre compte est automatiquement verrouillé pendant </w:t>
+      </w:r>
+      <w:r>
+        <w:rPr>
+          <w:b/>
+          <w:color w:val="1E293B"/>
+        </w:rPr>
+        <w:t>30 minutes</w:t>
+      </w:r>
+      <w:r>
+        <w:rPr>
+          <w:color w:val="1E293B"/>
+        </w:rPr>
+        <w:t xml:space="preserve"> par mesure de précaution, et un email d'alerte vous est envoyé pour vous avertir.</w:t>
+      </w:r>
+    </w:p>
+    <w:p>
+      <w:pPr>
+        <w:pStyle w:val="ListBullet"/>
+        <w:spacing w:before="20" w:after="40" w:line="276" w:lineRule="auto"/>
+      </w:pPr>
+      <w:r>
+        <w:rPr>
+          <w:b/>
+          <w:color w:val="1E293B"/>
+        </w:rPr>
+        <w:t>Mot de passe oublié :</w:t>
+      </w:r>
+      <w:r>
+        <w:rPr>
+          <w:color w:val="1E293B"/>
+        </w:rPr>
+        <w:t xml:space="preserve"> En cas d'oubli, cliquez sur </w:t>
+      </w:r>
+      <w:r>
+        <w:rPr>
+          <w:i/>
+          <w:color w:val="1E293B"/>
+        </w:rPr>
+        <w:t>« Mot de passe oublié ? »</w:t>
+      </w:r>
+      <w:r>
+        <w:rPr>
+          <w:color w:val="1E293B"/>
+        </w:rPr>
+        <w:t>. Un code OTP de réinitialisation sécurisé vous est transmis par email afin de définir en toute sérénité un nouveau mot de passe conforme aux exigences de sécurité.</w:t>
       </w:r>
     </w:p>
     <w:p>
